--- a/_site/r/2020-06-10-011-instalacion-de-r/index.docx
+++ b/_site/r/2020-06-10-011-instalacion-de-r/index.docx
@@ -217,7 +217,7 @@
         <w:t xml:space="preserve">Palabras clave</w:t>
       </w:r>
       <w:r>
-        <w:t xml:space="preserve">: keyword1, keyword2</w:t>
+        <w:t xml:space="preserve">:</w:t>
       </w:r>
     </w:p>
     <w:p>
@@ -282,7 +282,7 @@
         <w:pStyle w:val="Heading1"/>
       </w:pPr>
       <w:r>
-        <w:t xml:space="preserve">1. 1. Conceptos previos</w:t>
+        <w:t xml:space="preserve">1. Conceptos previos</w:t>
       </w:r>
     </w:p>
     <w:bookmarkStart w:id="29" w:name="r-vs.-rstudio"/>
@@ -291,7 +291,7 @@
         <w:pStyle w:val="Heading2"/>
       </w:pPr>
       <w:r>
-        <w:t xml:space="preserve">1.1 1.1. R vs. RStudio</w:t>
+        <w:t xml:space="preserve">1.1 R vs. RStudio</w:t>
       </w:r>
     </w:p>
     <w:p>
@@ -378,7 +378,7 @@
         <w:pStyle w:val="Heading2"/>
       </w:pPr>
       <w:r>
-        <w:t xml:space="preserve">1.2 1.2. Orden de instalación recomendado</w:t>
+        <w:t xml:space="preserve">1.2 Orden de instalación recomendado</w:t>
       </w:r>
     </w:p>
     <w:p>
@@ -445,7 +445,7 @@
         <w:pStyle w:val="Heading2"/>
       </w:pPr>
       <w:r>
-        <w:t xml:space="preserve">1.3 1.3. Compatibilidad de plataformas (RStudio Desktop)</w:t>
+        <w:t xml:space="preserve">1.3 Compatibilidad de plataformas (RStudio Desktop)</w:t>
       </w:r>
     </w:p>
     <w:p>
@@ -490,7 +490,7 @@
         <w:pStyle w:val="Heading1"/>
       </w:pPr>
       <w:r>
-        <w:t xml:space="preserve">2. 2. Instalación de R en Kubuntu / Ubuntu</w:t>
+        <w:t xml:space="preserve">2. Instalación de R en Kubuntu / Ubuntu</w:t>
       </w:r>
     </w:p>
     <w:p>
@@ -532,7 +532,7 @@
         <w:pStyle w:val="Heading2"/>
       </w:pPr>
       <w:r>
-        <w:t xml:space="preserve">2.1 2.1. Opción A — Repositorio de Ubuntu (rápida, versión potencialmente desactualizada)</w:t>
+        <w:t xml:space="preserve">2.1 Opción A — Repositorio de Ubuntu (rápida, versión potencialmente desactualizada)</w:t>
       </w:r>
     </w:p>
     <w:p>
@@ -594,7 +594,7 @@
         <w:pStyle w:val="Heading2"/>
       </w:pPr>
       <w:r>
-        <w:t xml:space="preserve">2.2 2.2. Opción B — Repositorio oficial de CRAN (recomendada)</w:t>
+        <w:t xml:space="preserve">2.2 Opción B — Repositorio oficial de CRAN (recomendada)</w:t>
       </w:r>
     </w:p>
     <w:p>
@@ -1124,7 +1124,7 @@
         <w:pStyle w:val="Heading2"/>
       </w:pPr>
       <w:r>
-        <w:t xml:space="preserve">2.3 2.3. Nota sobre versiones de Ubuntu soportadas</w:t>
+        <w:t xml:space="preserve">2.3 Nota sobre versiones de Ubuntu soportadas</w:t>
       </w:r>
     </w:p>
     <w:p>
@@ -1142,7 +1142,7 @@
         <w:pStyle w:val="Heading2"/>
       </w:pPr>
       <w:r>
-        <w:t xml:space="preserve">2.4 2.4. Instalación masiva de paquetes CRAN como binarios (</w:t>
+        <w:t xml:space="preserve">2.4 Instalación masiva de paquetes CRAN como binarios (</w:t>
       </w:r>
       <w:r>
         <w:rPr>
@@ -1205,7 +1205,7 @@
         <w:pStyle w:val="Heading1"/>
       </w:pPr>
       <w:r>
-        <w:t xml:space="preserve">3. 3. Instalación de R en Arch Linux</w:t>
+        <w:t xml:space="preserve">3. Instalación de R en Arch Linux</w:t>
       </w:r>
     </w:p>
     <w:p>
@@ -1247,7 +1247,7 @@
         <w:pStyle w:val="Heading2"/>
       </w:pPr>
       <w:r>
-        <w:t xml:space="preserve">3.1 3.1. Instalación con pacman</w:t>
+        <w:t xml:space="preserve">3.1 Instalación con pacman</w:t>
       </w:r>
     </w:p>
     <w:p>
@@ -1342,7 +1342,7 @@
         <w:pStyle w:val="Heading2"/>
       </w:pPr>
       <w:r>
-        <w:t xml:space="preserve">3.2 3.2. Estructura de bibliotecas de paquetes en Arch</w:t>
+        <w:t xml:space="preserve">3.2 Estructura de bibliotecas de paquetes en Arch</w:t>
       </w:r>
     </w:p>
     <w:p>
@@ -1476,7 +1476,7 @@
         <w:pStyle w:val="Heading2"/>
       </w:pPr>
       <w:r>
-        <w:t xml:space="preserve">3.3 3.3. Paquetes de R adicionales vía pacman</w:t>
+        <w:t xml:space="preserve">3.3 Paquetes de R adicionales vía pacman</w:t>
       </w:r>
     </w:p>
     <w:p>
@@ -1562,7 +1562,7 @@
         <w:pStyle w:val="Heading2"/>
       </w:pPr>
       <w:r>
-        <w:t xml:space="preserve">3.4 3.4. Instalación de paquetes CRAN desde dentro de R</w:t>
+        <w:t xml:space="preserve">3.4 Instalación de paquetes CRAN desde dentro de R</w:t>
       </w:r>
     </w:p>
     <w:p>
@@ -1656,7 +1656,7 @@
         <w:pStyle w:val="Heading2"/>
       </w:pPr>
       <w:r>
-        <w:t xml:space="preserve">3.5 3.5. Repositorios de terceros para binarios precompilados (opcional)</w:t>
+        <w:t xml:space="preserve">3.5 Repositorios de terceros para binarios precompilados (opcional)</w:t>
       </w:r>
     </w:p>
     <w:p>
@@ -1728,7 +1728,7 @@
         <w:pStyle w:val="Heading1"/>
       </w:pPr>
       <w:r>
-        <w:t xml:space="preserve">4. 4. Instalación de R en Windows</w:t>
+        <w:t xml:space="preserve">4. Instalación de R en Windows</w:t>
       </w:r>
     </w:p>
     <w:bookmarkStart w:id="44" w:name="descarga-desde-cran"/>
@@ -1737,7 +1737,7 @@
         <w:pStyle w:val="Heading2"/>
       </w:pPr>
       <w:r>
-        <w:t xml:space="preserve">4.1 4.1. Descarga desde CRAN</w:t>
+        <w:t xml:space="preserve">4.1 Descarga desde CRAN</w:t>
       </w:r>
     </w:p>
     <w:p>
@@ -1877,7 +1877,7 @@
         <w:pStyle w:val="Heading2"/>
       </w:pPr>
       <w:r>
-        <w:t xml:space="preserve">4.2 4.2. Pasos del instalador</w:t>
+        <w:t xml:space="preserve">4.2 Pasos del instalador</w:t>
       </w:r>
     </w:p>
     <w:p>
@@ -1983,7 +1983,7 @@
         <w:pStyle w:val="Heading2"/>
       </w:pPr>
       <w:r>
-        <w:t xml:space="preserve">4.3 4.3. Verificación</w:t>
+        <w:t xml:space="preserve">4.3 Verificación</w:t>
       </w:r>
     </w:p>
     <w:p>
@@ -2104,7 +2104,7 @@
         <w:pStyle w:val="Heading2"/>
       </w:pPr>
       <w:r>
-        <w:t xml:space="preserve">4.4 4.4. Rtools (opcional pero recomendado)</w:t>
+        <w:t xml:space="preserve">4.4 Rtools (opcional pero recomendado)</w:t>
       </w:r>
     </w:p>
     <w:p>
@@ -2152,7 +2152,7 @@
         <w:pStyle w:val="Heading1"/>
       </w:pPr>
       <w:r>
-        <w:t xml:space="preserve">5. 5. Instalación de RStudio Desktop en Kubuntu / Ubuntu</w:t>
+        <w:t xml:space="preserve">5. Instalación de RStudio Desktop en Kubuntu / Ubuntu</w:t>
       </w:r>
     </w:p>
     <w:p>
@@ -2176,7 +2176,7 @@
         <w:pStyle w:val="Heading2"/>
       </w:pPr>
       <w:r>
-        <w:t xml:space="preserve">5.1 5.1. Descarga del paquete</w:t>
+        <w:t xml:space="preserve">5.1 Descarga del paquete</w:t>
       </w:r>
       <w:r>
         <w:t xml:space="preserve"> </w:t>
@@ -2283,7 +2283,7 @@
         <w:pStyle w:val="Heading2"/>
       </w:pPr>
       <w:r>
-        <w:t xml:space="preserve">5.2 5.2. Instalación del paquete</w:t>
+        <w:t xml:space="preserve">5.2 Instalación del paquete</w:t>
       </w:r>
       <w:r>
         <w:t xml:space="preserve"> </w:t>
@@ -2453,7 +2453,7 @@
         <w:pStyle w:val="Heading2"/>
       </w:pPr>
       <w:r>
-        <w:t xml:space="preserve">5.3 5.3. Verificación de la firma del paquete (opcional, recomendado)</w:t>
+        <w:t xml:space="preserve">5.3 Verificación de la firma del paquete (opcional, recomendado)</w:t>
       </w:r>
     </w:p>
     <w:p>
@@ -2483,7 +2483,7 @@
         <w:pStyle w:val="Heading2"/>
       </w:pPr>
       <w:r>
-        <w:t xml:space="preserve">5.4 5.4. Distribuciones soportadas</w:t>
+        <w:t xml:space="preserve">5.4 Distribuciones soportadas</w:t>
       </w:r>
     </w:p>
     <w:p>
@@ -2509,7 +2509,7 @@
         <w:pStyle w:val="Heading1"/>
       </w:pPr>
       <w:r>
-        <w:t xml:space="preserve">6. 6. Instalación de RStudio Desktop en Arch Linux</w:t>
+        <w:t xml:space="preserve">6. Instalación de RStudio Desktop en Arch Linux</w:t>
       </w:r>
     </w:p>
     <w:p>
@@ -2598,7 +2598,7 @@
         <w:pStyle w:val="Heading2"/>
       </w:pPr>
       <w:r>
-        <w:t xml:space="preserve">6.1 6.1. Opciones disponibles en AUR</w:t>
+        <w:t xml:space="preserve">6.1 Opciones disponibles en AUR</w:t>
       </w:r>
     </w:p>
     <w:p>
@@ -2864,7 +2864,7 @@
         <w:pStyle w:val="Heading2"/>
       </w:pPr>
       <w:r>
-        <w:t xml:space="preserve">6.2 6.2. Instalación con un ayudante de AUR (recomendado)</w:t>
+        <w:t xml:space="preserve">6.2 Instalación con un ayudante de AUR (recomendado)</w:t>
       </w:r>
     </w:p>
     <w:p>
@@ -2978,7 +2978,7 @@
         <w:pStyle w:val="Heading2"/>
       </w:pPr>
       <w:r>
-        <w:t xml:space="preserve">6.3 6.3. Instalación manual desde AUR (sin ayudante)</w:t>
+        <w:t xml:space="preserve">6.3 Instalación manual desde AUR (sin ayudante)</w:t>
       </w:r>
     </w:p>
     <w:p>
@@ -3102,7 +3102,7 @@
         <w:pStyle w:val="Heading2"/>
       </w:pPr>
       <w:r>
-        <w:t xml:space="preserve">6.4 6.4. Notas importantes para Arch / Archcraft</w:t>
+        <w:t xml:space="preserve">6.4 Notas importantes para Arch / Archcraft</w:t>
       </w:r>
     </w:p>
     <w:p>
@@ -3245,7 +3245,7 @@
         <w:pStyle w:val="Heading1"/>
       </w:pPr>
       <w:r>
-        <w:t xml:space="preserve">7. 7. Instalación de RStudio Desktop en Windows</w:t>
+        <w:t xml:space="preserve">7. Instalación de RStudio Desktop en Windows</w:t>
       </w:r>
     </w:p>
     <w:p>
@@ -3269,7 +3269,7 @@
         <w:pStyle w:val="Heading2"/>
       </w:pPr>
       <w:r>
-        <w:t xml:space="preserve">7.1 7.1. Descarga</w:t>
+        <w:t xml:space="preserve">7.1 Descarga</w:t>
       </w:r>
     </w:p>
     <w:p>
@@ -3322,7 +3322,7 @@
         <w:pStyle w:val="Heading2"/>
       </w:pPr>
       <w:r>
-        <w:t xml:space="preserve">7.2 7.2. Instalación</w:t>
+        <w:t xml:space="preserve">7.2 Instalación</w:t>
       </w:r>
     </w:p>
     <w:p>
@@ -3407,7 +3407,7 @@
         <w:pStyle w:val="Heading2"/>
       </w:pPr>
       <w:r>
-        <w:t xml:space="preserve">7.3 7.3. Alternativa portable (.zip)</w:t>
+        <w:t xml:space="preserve">7.3 Alternativa portable (.zip)</w:t>
       </w:r>
     </w:p>
     <w:p>
@@ -3523,7 +3523,7 @@
         <w:pStyle w:val="Heading1"/>
       </w:pPr>
       <w:r>
-        <w:t xml:space="preserve">8. 8. Verificación post-instalación</w:t>
+        <w:t xml:space="preserve">8. Verificación post-instalación</w:t>
       </w:r>
     </w:p>
     <w:bookmarkStart w:id="65" w:name="X3d9c4b3ed712f85a60436dc94dcb7a125d8a5d9"/>
@@ -3532,7 +3532,7 @@
         <w:pStyle w:val="Heading2"/>
       </w:pPr>
       <w:r>
-        <w:t xml:space="preserve">8.1 8.1. Verificar R desde terminal (Linux y Windows)</w:t>
+        <w:t xml:space="preserve">8.1 Verificar R desde terminal (Linux y Windows)</w:t>
       </w:r>
     </w:p>
     <w:p>
@@ -3605,7 +3605,7 @@
         <w:pStyle w:val="Heading2"/>
       </w:pPr>
       <w:r>
-        <w:t xml:space="preserve">8.2 8.2. Verificar R desde su propia consola interactiva</w:t>
+        <w:t xml:space="preserve">8.2 Verificar R desde su propia consola interactiva</w:t>
       </w:r>
     </w:p>
     <w:p>
@@ -3674,7 +3674,7 @@
         <w:pStyle w:val="Heading2"/>
       </w:pPr>
       <w:r>
-        <w:t xml:space="preserve">8.3 8.3. Verificar que RStudio detecta R</w:t>
+        <w:t xml:space="preserve">8.3 Verificar que RStudio detecta R</w:t>
       </w:r>
     </w:p>
     <w:p>
@@ -3763,7 +3763,7 @@
         <w:pStyle w:val="Heading1"/>
       </w:pPr>
       <w:r>
-        <w:t xml:space="preserve">9. 9. Dependencias de sistema para paquetes de R (Linux)</w:t>
+        <w:t xml:space="preserve">9. Dependencias de sistema para paquetes de R (Linux)</w:t>
       </w:r>
     </w:p>
     <w:p>
@@ -3805,7 +3805,7 @@
         <w:pStyle w:val="Heading2"/>
       </w:pPr>
       <w:r>
-        <w:t xml:space="preserve">9.1 9.1. Ejemplo para Ubuntu / Debian</w:t>
+        <w:t xml:space="preserve">9.1 Ejemplo para Ubuntu / Debian</w:t>
       </w:r>
     </w:p>
     <w:p>
@@ -4127,7 +4127,7 @@
         <w:pStyle w:val="Heading2"/>
       </w:pPr>
       <w:r>
-        <w:t xml:space="preserve">9.2 9.2. Ejemplo para Arch Linux</w:t>
+        <w:t xml:space="preserve">9.2 Ejemplo para Arch Linux</w:t>
       </w:r>
     </w:p>
     <w:p>
@@ -4243,7 +4243,7 @@
         <w:pStyle w:val="Heading2"/>
       </w:pPr>
       <w:r>
-        <w:t xml:space="preserve">9.3 9.3. Detección automática de dependencias</w:t>
+        <w:t xml:space="preserve">9.3 Detección automática de dependencias</w:t>
       </w:r>
     </w:p>
     <w:p>
@@ -4291,7 +4291,7 @@
         <w:pStyle w:val="Heading1"/>
       </w:pPr>
       <w:r>
-        <w:t xml:space="preserve">10. 10. Gestión de paquetes de R</w:t>
+        <w:t xml:space="preserve">10. Gestión de paquetes de R</w:t>
       </w:r>
     </w:p>
     <w:bookmarkStart w:id="73" w:name="instalar-paquetes-desde-cran"/>
@@ -4300,7 +4300,7 @@
         <w:pStyle w:val="Heading2"/>
       </w:pPr>
       <w:r>
-        <w:t xml:space="preserve">10.1 10.1. Instalar paquetes desde CRAN</w:t>
+        <w:t xml:space="preserve">10.1 Instalar paquetes desde CRAN</w:t>
       </w:r>
     </w:p>
     <w:p>
@@ -4416,7 +4416,7 @@
         <w:pStyle w:val="Heading2"/>
       </w:pPr>
       <w:r>
-        <w:t xml:space="preserve">10.2 10.2. Cargar un paquete instalado</w:t>
+        <w:t xml:space="preserve">10.2 Cargar un paquete instalado</w:t>
       </w:r>
     </w:p>
     <w:p>
@@ -4443,7 +4443,7 @@
         <w:pStyle w:val="Heading2"/>
       </w:pPr>
       <w:r>
-        <w:t xml:space="preserve">10.3 10.3. Actualizar todos los paquetes instalados</w:t>
+        <w:t xml:space="preserve">10.3 Actualizar todos los paquetes instalados</w:t>
       </w:r>
     </w:p>
     <w:p>
@@ -4494,7 +4494,7 @@
         <w:pStyle w:val="Heading2"/>
       </w:pPr>
       <w:r>
-        <w:t xml:space="preserve">10.4 10.4. Ver la biblioteca de paquetes activa</w:t>
+        <w:t xml:space="preserve">10.4 Ver la biblioteca de paquetes activa</w:t>
       </w:r>
     </w:p>
     <w:p>
@@ -4521,7 +4521,7 @@
         <w:pStyle w:val="Heading2"/>
       </w:pPr>
       <w:r>
-        <w:t xml:space="preserve">10.5 10.5. Instalar paquetes desde GitHub (requiere</w:t>
+        <w:t xml:space="preserve">10.5 Instalar paquetes desde GitHub (requiere</w:t>
       </w:r>
       <w:r>
         <w:t xml:space="preserve"> </w:t>
@@ -4634,7 +4634,7 @@
         <w:pStyle w:val="Heading1"/>
       </w:pPr>
       <w:r>
-        <w:t xml:space="preserve">11. 11. Actualización y desinstalación</w:t>
+        <w:t xml:space="preserve">11. Actualización y desinstalación</w:t>
       </w:r>
     </w:p>
     <w:bookmarkStart w:id="79" w:name="X14de3c3143db0960b37fb4d0fab546722e0600d"/>
@@ -4643,7 +4643,7 @@
         <w:pStyle w:val="Heading2"/>
       </w:pPr>
       <w:r>
-        <w:t xml:space="preserve">11.1 11.1. Actualizar R en Kubuntu/Ubuntu (repositorio CRAN)</w:t>
+        <w:t xml:space="preserve">11.1 Actualizar R en Kubuntu/Ubuntu (repositorio CRAN)</w:t>
       </w:r>
     </w:p>
     <w:p>
@@ -4685,7 +4685,7 @@
         <w:pStyle w:val="Heading2"/>
       </w:pPr>
       <w:r>
-        <w:t xml:space="preserve">11.2 11.2. Actualizar R en Arch Linux</w:t>
+        <w:t xml:space="preserve">11.2 Actualizar R en Arch Linux</w:t>
       </w:r>
     </w:p>
     <w:p>
@@ -4736,7 +4736,7 @@
         <w:pStyle w:val="Heading2"/>
       </w:pPr>
       <w:r>
-        <w:t xml:space="preserve">11.3 11.3. Actualizar RStudio Desktop</w:t>
+        <w:t xml:space="preserve">11.3 Actualizar RStudio Desktop</w:t>
       </w:r>
     </w:p>
     <w:p>
@@ -4763,7 +4763,7 @@
         <w:pStyle w:val="Heading2"/>
       </w:pPr>
       <w:r>
-        <w:t xml:space="preserve">11.4 11.4. Desinstalación</w:t>
+        <w:t xml:space="preserve">11.4 Desinstalación</w:t>
       </w:r>
     </w:p>
     <w:p>
@@ -4955,7 +4955,7 @@
         <w:pStyle w:val="Heading1"/>
       </w:pPr>
       <w:r>
-        <w:t xml:space="preserve">12. 12. Solución de problemas comunes</w:t>
+        <w:t xml:space="preserve">12. Solución de problemas comunes</w:t>
       </w:r>
     </w:p>
     <w:bookmarkStart w:id="84" w:name="X369d36f0787e8fd20669a642a5b9f99d928e130"/>
@@ -4964,7 +4964,7 @@
         <w:pStyle w:val="Heading2"/>
       </w:pPr>
       <w:r>
-        <w:t xml:space="preserve">12.1 12.1.</w:t>
+        <w:t xml:space="preserve">12.1</w:t>
       </w:r>
       <w:r>
         <w:t xml:space="preserve"> </w:t>
@@ -5026,7 +5026,7 @@
         <w:pStyle w:val="Heading2"/>
       </w:pPr>
       <w:r>
-        <w:t xml:space="preserve">12.2 12.2. Error de clave GPG no válida al añadir el repositorio CRAN</w:t>
+        <w:t xml:space="preserve">12.2 Error de clave GPG no válida al añadir el repositorio CRAN</w:t>
       </w:r>
     </w:p>
     <w:p>
@@ -5056,7 +5056,7 @@
         <w:pStyle w:val="Heading2"/>
       </w:pPr>
       <w:r>
-        <w:t xml:space="preserve">12.3 12.3. RStudio no detecta R recién instalado (Linux)</w:t>
+        <w:t xml:space="preserve">12.3 RStudio no detecta R recién instalado (Linux)</w:t>
       </w:r>
     </w:p>
     <w:p>
@@ -5161,7 +5161,7 @@
         <w:pStyle w:val="Heading2"/>
       </w:pPr>
       <w:r>
-        <w:t xml:space="preserve">12.4 12.4. Falla la compilación de un paquete de R por falta de una librería de sistema (Linux)</w:t>
+        <w:t xml:space="preserve">12.4 Falla la compilación de un paquete de R por falta de una librería de sistema (Linux)</w:t>
       </w:r>
     </w:p>
     <w:p>
@@ -5230,7 +5230,7 @@
         <w:pStyle w:val="Heading2"/>
       </w:pPr>
       <w:r>
-        <w:t xml:space="preserve">12.5 12.5. El paquete</w:t>
+        <w:t xml:space="preserve">12.5 El paquete</w:t>
       </w:r>
       <w:r>
         <w:t xml:space="preserve"> </w:t>
@@ -5321,7 +5321,7 @@
         <w:pStyle w:val="Heading2"/>
       </w:pPr>
       <w:r>
-        <w:t xml:space="preserve">12.6 12.6. En Windows,</w:t>
+        <w:t xml:space="preserve">12.6 En Windows,</w:t>
       </w:r>
       <w:r>
         <w:t xml:space="preserve"> </w:t>
@@ -5419,7 +5419,7 @@
         <w:pStyle w:val="Heading1"/>
       </w:pPr>
       <w:r>
-        <w:t xml:space="preserve">13. 13. Referencias oficiales</w:t>
+        <w:t xml:space="preserve">13. Referencias oficiales</w:t>
       </w:r>
     </w:p>
     <w:p>
@@ -5657,14 +5657,27 @@
         </w:pict>
       </w:r>
     </w:p>
+    <w:p>
+      <w:r>
+        <w:br w:type="page"/>
+      </w:r>
+    </w:p>
     <w:bookmarkEnd w:id="91"/>
-    <w:bookmarkStart w:id="110" w:name="publicaciones-similares"/>
     <w:p>
       <w:pPr>
         <w:pStyle w:val="Heading1"/>
       </w:pPr>
       <w:r>
-        <w:t xml:space="preserve">14. Publicaciones Similares</w:t>
+        <w:t xml:space="preserve">14. Anexo</w:t>
+      </w:r>
+    </w:p>
+    <w:bookmarkStart w:id="110" w:name="apx-publicaciones-similares"/>
+    <w:p>
+      <w:pPr>
+        <w:pStyle w:val="Heading1"/>
+      </w:pPr>
+      <w:r>
+        <w:t xml:space="preserve">15. Publicaciones Similares</w:t>
       </w:r>
     </w:p>
     <w:p>

--- a/_site/r/2020-06-10-011-instalacion-de-r/index.docx
+++ b/_site/r/2020-06-10-011-instalacion-de-r/index.docx
@@ -5671,7 +5671,7 @@
         <w:t xml:space="preserve">14. Anexo</w:t>
       </w:r>
     </w:p>
-    <w:bookmarkStart w:id="110" w:name="apx-publicaciones-similares"/>
+    <w:bookmarkStart w:id="98" w:name="apx-publicaciones-similares"/>
     <w:p>
       <w:pPr>
         <w:pStyle w:val="Heading1"/>
@@ -5753,139 +5753,13 @@
     </w:p>
     <w:p>
       <w:pPr>
-        <w:pStyle w:val="Compact"/>
-        <w:numPr>
-          <w:ilvl w:val="0"/>
-          <w:numId w:val="1011"/>
-        </w:numPr>
-      </w:pPr>
-      <w:hyperlink r:id="rId98"/>
-      <w:r>
-        <w:t xml:space="preserve"> </w:t>
-      </w:r>
-      <w:hyperlink r:id="rId99">
-        <w:r>
-          <w:rPr>
-            <w:rStyle w:val="Hyperlink"/>
-          </w:rPr>
-          <w:t xml:space="preserve">02 Manipulacion De Datos</w:t>
-        </w:r>
-      </w:hyperlink>
-    </w:p>
-    <w:p>
-      <w:pPr>
-        <w:pStyle w:val="Compact"/>
-        <w:numPr>
-          <w:ilvl w:val="0"/>
-          <w:numId w:val="1011"/>
-        </w:numPr>
-      </w:pPr>
-      <w:hyperlink r:id="rId100"/>
-      <w:r>
-        <w:t xml:space="preserve"> </w:t>
-      </w:r>
-      <w:hyperlink r:id="rId101">
-        <w:r>
-          <w:rPr>
-            <w:rStyle w:val="Hyperlink"/>
-          </w:rPr>
-          <w:t xml:space="preserve">03 Visualizacion De Datos</w:t>
-        </w:r>
-      </w:hyperlink>
-    </w:p>
-    <w:p>
-      <w:pPr>
-        <w:pStyle w:val="Compact"/>
-        <w:numPr>
-          <w:ilvl w:val="0"/>
-          <w:numId w:val="1011"/>
-        </w:numPr>
-      </w:pPr>
-      <w:hyperlink r:id="rId102"/>
-      <w:r>
-        <w:t xml:space="preserve"> </w:t>
-      </w:r>
-      <w:hyperlink r:id="rId103">
-        <w:r>
-          <w:rPr>
-            <w:rStyle w:val="Hyperlink"/>
-          </w:rPr>
-          <w:t xml:space="preserve">04 Modelo De Machine Learning I Analisis Exploratorio</w:t>
-        </w:r>
-      </w:hyperlink>
-    </w:p>
-    <w:p>
-      <w:pPr>
-        <w:pStyle w:val="Compact"/>
-        <w:numPr>
-          <w:ilvl w:val="0"/>
-          <w:numId w:val="1011"/>
-        </w:numPr>
-      </w:pPr>
-      <w:hyperlink r:id="rId104"/>
-      <w:r>
-        <w:t xml:space="preserve"> </w:t>
-      </w:r>
-      <w:hyperlink r:id="rId105">
-        <w:r>
-          <w:rPr>
-            <w:rStyle w:val="Hyperlink"/>
-          </w:rPr>
-          <w:t xml:space="preserve">05 Modelo De Machine Learning Ii Modelo De Clasificacion</w:t>
-        </w:r>
-      </w:hyperlink>
-    </w:p>
-    <w:p>
-      <w:pPr>
-        <w:pStyle w:val="Compact"/>
-        <w:numPr>
-          <w:ilvl w:val="0"/>
-          <w:numId w:val="1011"/>
-        </w:numPr>
-      </w:pPr>
-      <w:hyperlink r:id="rId106"/>
-      <w:r>
-        <w:t xml:space="preserve"> </w:t>
-      </w:r>
-      <w:hyperlink r:id="rId107">
-        <w:r>
-          <w:rPr>
-            <w:rStyle w:val="Hyperlink"/>
-          </w:rPr>
-          <w:t xml:space="preserve">06 Modelo De Machine Learning Iii Modelo De Regresion</w:t>
-        </w:r>
-      </w:hyperlink>
-    </w:p>
-    <w:p>
-      <w:pPr>
-        <w:pStyle w:val="Compact"/>
-        <w:numPr>
-          <w:ilvl w:val="0"/>
-          <w:numId w:val="1011"/>
-        </w:numPr>
-      </w:pPr>
-      <w:hyperlink r:id="rId108"/>
-      <w:r>
-        <w:t xml:space="preserve"> </w:t>
-      </w:r>
-      <w:hyperlink r:id="rId109">
-        <w:r>
-          <w:rPr>
-            <w:rStyle w:val="Hyperlink"/>
-          </w:rPr>
-          <w:t xml:space="preserve">07 Modelo De Machine Learning Iv Tex Mining</w:t>
-        </w:r>
-      </w:hyperlink>
-    </w:p>
-    <w:p>
-      <w:pPr>
         <w:pStyle w:val="FirstParagraph"/>
       </w:pPr>
       <w:r>
         <w:t xml:space="preserve">Esperamos que encuentres estas publicaciones igualmente interesantes y útiles. ¡Disfruta de la lectura!</w:t>
       </w:r>
     </w:p>
-    <w:bookmarkEnd w:id="110"/>
+    <w:bookmarkEnd w:id="98"/>
     <w:sectPr>
       <w:headerReference r:id="rId8" w:type="even"/>
       <w:headerReference r:id="rId9" w:type="default"/>
